--- a/NewsMonkey Project Introduction.docx
+++ b/NewsMonkey Project Introduction.docx
@@ -12,7 +12,23 @@
           <w:rFonts w:ascii="Arial" w:hAnsi="Arial"/>
           <w:sz w:val="48"/>
         </w:rPr>
-        <w:t>Project Introduction: NewsMonkey - A News Aggregator Application</w:t>
+        <w:t xml:space="preserve">Project Introduction: </w:t>
+      </w:r>
+      <w:proofErr w:type="spellStart"/>
+      <w:r>
+        <w:rPr>
+          <w:rFonts w:ascii="Arial" w:hAnsi="Arial"/>
+          <w:sz w:val="48"/>
+        </w:rPr>
+        <w:t>NewsMonkey</w:t>
+      </w:r>
+      <w:proofErr w:type="spellEnd"/>
+      <w:r>
+        <w:rPr>
+          <w:rFonts w:ascii="Arial" w:hAnsi="Arial"/>
+          <w:sz w:val="48"/>
+        </w:rPr>
+        <w:t xml:space="preserve"> - A News Aggregator Application</w:t>
       </w:r>
     </w:p>
     <w:p>
@@ -522,7 +538,13 @@
         <w:rPr>
           <w:rFonts w:ascii="Arial" w:hAnsi="Arial"/>
         </w:rPr>
-        <w:t>GitHub Repository: [Provide the link to your GitHub repo]</w:t>
+        <w:t xml:space="preserve">GitHub Repository: </w:t>
+      </w:r>
+      <w:r>
+        <w:rPr>
+          <w:rFonts w:ascii="Arial" w:hAnsi="Arial"/>
+        </w:rPr>
+        <w:t>https://github.com/Sreenidhi20/NewsApp</w:t>
       </w:r>
     </w:p>
     <w:p>
@@ -537,10 +559,65 @@
         <w:rPr>
           <w:rFonts w:ascii="Arial" w:hAnsi="Arial"/>
         </w:rPr>
-        <w:t>Live Demo: [Provide the link to the deployed application, if available]</w:t>
+        <w:t xml:space="preserve">Live Demo: </w:t>
       </w:r>
       <w:bookmarkEnd w:id="0"/>
       <w:bookmarkEnd w:id="6"/>
+      <w:r>
+        <w:rPr>
+          <w:rFonts w:ascii="Arial" w:hAnsi="Arial"/>
+        </w:rPr>
+        <w:fldChar w:fldCharType="begin"/>
+      </w:r>
+      <w:r>
+        <w:rPr>
+          <w:rFonts w:ascii="Arial" w:hAnsi="Arial"/>
+        </w:rPr>
+        <w:instrText>HYPERLINK "https://my-news-app-gules.vercel.app/" \t "_blank"</w:instrText>
+      </w:r>
+      <w:r>
+        <w:rPr>
+          <w:rFonts w:ascii="Arial" w:hAnsi="Arial"/>
+        </w:rPr>
+      </w:r>
+      <w:r>
+        <w:rPr>
+          <w:rFonts w:ascii="Arial" w:hAnsi="Arial"/>
+        </w:rPr>
+        <w:fldChar w:fldCharType="separate"/>
+      </w:r>
+      <w:r>
+        <w:rPr>
+          <w:rStyle w:val="Hyperlink"/>
+          <w:rFonts w:ascii="Arial" w:hAnsi="Arial"/>
+          <w:b/>
+          <w:bCs/>
+        </w:rPr>
+        <w:t>my-news-app-</w:t>
+      </w:r>
+      <w:proofErr w:type="spellStart"/>
+      <w:r>
+        <w:rPr>
+          <w:rStyle w:val="Hyperlink"/>
+          <w:rFonts w:ascii="Arial" w:hAnsi="Arial"/>
+          <w:b/>
+          <w:bCs/>
+        </w:rPr>
+        <w:t>gules.vercel.app</w:t>
+      </w:r>
+      <w:proofErr w:type="spellEnd"/>
+      <w:r>
+        <w:rPr>
+          <w:rFonts w:ascii="Arial" w:hAnsi="Arial"/>
+        </w:rPr>
+        <w:fldChar w:fldCharType="end"/>
+      </w:r>
+      <w:r>
+        <w:rPr>
+          <w:rFonts w:ascii="Arial" w:hAnsi="Arial"/>
+        </w:rPr>
+        <w:t xml:space="preserve"> </w:t>
+      </w:r>
     </w:p>
     <w:sectPr>
       <w:pgSz w:w="12240" w:h="15840"/>
@@ -1208,7 +1285,6 @@
   <w:style w:type="character" w:default="1" w:styleId="DefaultParagraphFont">
     <w:name w:val="Default Paragraph Font"/>
     <w:uiPriority w:val="1"/>
-    <w:semiHidden/>
     <w:unhideWhenUsed/>
   </w:style>
   <w:style w:type="table" w:default="1" w:styleId="TableNormal">
@@ -1771,6 +1847,18 @@
     <w:rPr>
       <w:rFonts w:ascii="Consolas" w:hAnsi="Consolas"/>
       <w:sz w:val="22"/>
+    </w:rPr>
+  </w:style>
+  <w:style w:type="character" w:styleId="UnresolvedMention">
+    <w:name w:val="Unresolved Mention"/>
+    <w:basedOn w:val="DefaultParagraphFont"/>
+    <w:uiPriority w:val="99"/>
+    <w:semiHidden/>
+    <w:unhideWhenUsed/>
+    <w:rsid w:val="00697BB7"/>
+    <w:rPr>
+      <w:color w:val="605E5C"/>
+      <w:shd w:val="clear" w:color="auto" w:fill="E1DFDD"/>
     </w:rPr>
   </w:style>
 </w:styles>
